--- a/__fixtures__/content-controls.docx
+++ b/__fixtures__/content-controls.docx
@@ -231,6 +231,39 @@
         <w:p>
           <w:r>
             <w:t xml:space="preserve">The contents of this control may be retyped, while the control itself may not be removed.</w:t>
+          </w:r>
+        </w:p>
+      </w:sdtContent>
+    </w:sdt>
+    <w:p>
+      <w:r>
+        <w:t xml:space="preserve">The two below say what becomes of them once their contents are edited.</w:t>
+      </w:r>
+    </w:p>
+    <w:sdt>
+      <w:sdtPr>
+        <w:id w:val="411"/>
+        <w:temporary/>
+        <w:richText/>
+      </w:sdtPr>
+      <w:sdtContent>
+        <w:p>
+          <w:r>
+            <w:t xml:space="preserve">This control is removed when its contents are modified.</w:t>
+          </w:r>
+        </w:p>
+      </w:sdtContent>
+    </w:sdt>
+    <w:sdt>
+      <w:sdtPr>
+        <w:id w:val="412"/>
+        <w:showingPlcHdr/>
+        <w:richText/>
+      </w:sdtPr>
+      <w:sdtContent>
+        <w:p>
+          <w:r>
+            <w:t xml:space="preserve">Type the clause reference here.</w:t>
           </w:r>
         </w:p>
       </w:sdtContent>

--- a/__fixtures__/content-controls.docx
+++ b/__fixtures__/content-controls.docx
@@ -268,6 +268,134 @@
         </w:p>
       </w:sdtContent>
     </w:sdt>
+    <w:p>
+      <w:r>
+        <w:t xml:space="preserve">A control may also stand around a whole row of a table, as the first row of the table below shows.</w:t>
+      </w:r>
+    </w:p>
+    <w:tbl>
+      <w:tblPr>
+        <w:tblW w:w="0" w:type="auto"/>
+        <w:tblBorders>
+          <w:top w:val="single" w:sz="4" w:space="0" w:color="auto"/>
+          <w:left w:val="single" w:sz="4" w:space="0" w:color="auto"/>
+          <w:bottom w:val="single" w:sz="4" w:space="0" w:color="auto"/>
+          <w:right w:val="single" w:sz="4" w:space="0" w:color="auto"/>
+          <w:insideH w:val="single" w:sz="4" w:space="0" w:color="auto"/>
+          <w:insideV w:val="single" w:sz="4" w:space="0" w:color="auto"/>
+        </w:tblBorders>
+      </w:tblPr>
+      <w:tblGrid>
+        <w:gridCol w:w="4513"/>
+        <w:gridCol w:w="4513"/>
+      </w:tblGrid>
+      <w:sdt>
+        <w:sdtPr>
+          <w:id w:val="413"/>
+          <w:lock w:val="sdtLocked"/>
+          <w:richText/>
+        </w:sdtPr>
+        <w:sdtContent>
+          <w:tr>
+            <w:tc>
+              <w:tcPr>
+                <w:tcW w:w="4513" w:type="dxa"/>
+              </w:tcPr>
+              <w:p>
+                <w:r>
+                  <w:t xml:space="preserve">A row a control stands around</w:t>
+                </w:r>
+              </w:p>
+            </w:tc>
+            <w:tc>
+              <w:tcPr>
+                <w:tcW w:w="4513" w:type="dxa"/>
+              </w:tcPr>
+              <w:p>
+                <w:r>
+                  <w:t xml:space="preserve">whose wrapper may not be removed.</w:t>
+                </w:r>
+              </w:p>
+            </w:tc>
+          </w:tr>
+        </w:sdtContent>
+      </w:sdt>
+      <w:tr>
+        <w:tc>
+          <w:tcPr>
+            <w:tcW w:w="4513" w:type="dxa"/>
+          </w:tcPr>
+          <w:p>
+            <w:r>
+              <w:t xml:space="preserve">A row beside it no control wraps</w:t>
+            </w:r>
+          </w:p>
+        </w:tc>
+        <w:tc>
+          <w:tcPr>
+            <w:tcW w:w="4513" w:type="dxa"/>
+          </w:tcPr>
+          <w:p>
+            <w:r>
+              <w:t xml:space="preserve">which may be edited and deleted.</w:t>
+            </w:r>
+          </w:p>
+        </w:tc>
+      </w:tr>
+    </w:tbl>
+    <w:p>
+      <w:r>
+        <w:t xml:space="preserve">The control in the last table holds two rows, and one row is all a row wrapper can be carried by, so that table is kept whole.</w:t>
+      </w:r>
+    </w:p>
+    <w:tbl>
+      <w:tblPr>
+        <w:tblW w:w="0" w:type="auto"/>
+        <w:tblBorders>
+          <w:top w:val="single" w:sz="4" w:space="0" w:color="auto"/>
+          <w:left w:val="single" w:sz="4" w:space="0" w:color="auto"/>
+          <w:bottom w:val="single" w:sz="4" w:space="0" w:color="auto"/>
+          <w:right w:val="single" w:sz="4" w:space="0" w:color="auto"/>
+          <w:insideH w:val="single" w:sz="4" w:space="0" w:color="auto"/>
+          <w:insideV w:val="single" w:sz="4" w:space="0" w:color="auto"/>
+        </w:tblBorders>
+      </w:tblPr>
+      <w:tblGrid>
+        <w:gridCol w:w="9026"/>
+      </w:tblGrid>
+      <w:sdt>
+        <w:sdtPr>
+          <w:id w:val="414"/>
+          <w:richText/>
+        </w:sdtPr>
+        <w:sdtContent>
+          <w:tr>
+            <w:tc>
+              <w:tcPr>
+                <w:tcW w:w="9026" w:type="dxa"/>
+              </w:tcPr>
+              <w:p>
+                <w:r>
+                  <w:t xml:space="preserve">The first of the two rows this control holds.</w:t>
+                </w:r>
+              </w:p>
+            </w:tc>
+          </w:tr>
+          <w:tr>
+            <w:tc>
+              <w:tcPr>
+                <w:tcW w:w="9026" w:type="dxa"/>
+              </w:tcPr>
+              <w:p>
+                <w:r>
+                  <w:t xml:space="preserve">The second, which is why the table is kept whole.</w:t>
+                </w:r>
+              </w:p>
+            </w:tc>
+          </w:tr>
+        </w:sdtContent>
+      </w:sdt>
+    </w:tbl>
     <w:p>
       <w:r>
         <w:t xml:space="preserve">Nothing here was saved by a word processor; every part is written on purpose.</w:t>

--- a/__fixtures__/content-controls.docx
+++ b/__fixtures__/content-controls.docx
@@ -396,6 +396,36 @@
         </w:sdtContent>
       </w:sdt>
     </w:tbl>
+    <w:p>
+      <w:r>
+        <w:t xml:space="preserve">A control may also hold the paragraph a section ends on, and the last paragraph of the control below closes a section.</w:t>
+      </w:r>
+    </w:p>
+    <w:sdt>
+      <w:sdtPr>
+        <w:id w:val="415"/>
+        <w:richText/>
+      </w:sdtPr>
+      <w:sdtContent>
+        <w:p>
+          <w:r>
+            <w:t xml:space="preserve">The first paragraph of this control, which carries no section properties of its own.</w:t>
+          </w:r>
+        </w:p>
+        <w:p>
+          <w:pPr>
+            <w:sectPr>
+              <w:pgSz w:w="11906" w:h="16838" w:orient="portrait"/>
+              <w:pgMar w:top="1134" w:right="1440" w:bottom="851" w:left="1440" w:header="624" w:footer="482" w:gutter="0"/>
+              <w:docGrid w:linePitch="360"/>
+            </w:sectPr>
+          </w:pPr>
+          <w:r>
+            <w:t xml:space="preserve">Its last paragraph carries the section break, on margins no other section of this document is written to.</w:t>
+          </w:r>
+        </w:p>
+      </w:sdtContent>
+    </w:sdt>
     <w:p>
       <w:r>
         <w:t xml:space="preserve">Nothing here was saved by a word processor; every part is written on purpose.</w:t>

--- a/__fixtures__/content-controls.docx
+++ b/__fixtures__/content-controls.docx
@@ -398,7 +398,7 @@
     </w:tbl>
     <w:p>
       <w:r>
-        <w:t xml:space="preserve">A control may also hold the paragraph a section ends on, and the last paragraph of the control below closes a section.</w:t>
+        <w:t xml:space="preserve">A control may also hold the paragraph a section ends on, and the control below is parted where its second paragraph closes a section.</w:t>
       </w:r>
     </w:p>
     <w:sdt>
@@ -421,7 +421,12 @@
             </w:sectPr>
           </w:pPr>
           <w:r>
-            <w:t xml:space="preserve">Its last paragraph carries the section break, on margins no other section of this document is written to.</w:t>
+            <w:t xml:space="preserve">Its second paragraph carries the section break, on margins no other section of this document is written to.</w:t>
+          </w:r>
+        </w:p>
+        <w:p>
+          <w:r>
+            <w:t xml:space="preserve">Its third paragraph comes after the break, so it stands on the next section's paper.</w:t>
           </w:r>
         </w:p>
       </w:sdtContent>

--- a/__fixtures__/content-controls.docx
+++ b/__fixtures__/content-controls.docx
@@ -431,6 +431,51 @@
         </w:p>
       </w:sdtContent>
     </w:sdt>
+    <w:p>
+      <w:r>
+        <w:t xml:space="preserve">A control may also stand inside a paragraph with nothing inside it, and the two between these words do: </w:t>
+      </w:r>
+      <w:sdt>
+        <w:sdtPr>
+          <w:alias w:val="Signing date"/>
+          <w:id w:val="416"/>
+        </w:sdtPr>
+        <w:sdtContent/>
+      </w:sdt>
+      <w:sdt>
+        <w:sdtPr>
+          <w:id w:val="417"/>
+          <w:lock w:val="sdtLocked"/>
+        </w:sdtPr>
+      </w:sdt>
+      <w:r>
+        <w:t xml:space="preserve">so the sentence runs on with no gap where they stand.</w:t>
+      </w:r>
+    </w:p>
+    <w:p>
+      <w:r>
+        <w:t xml:space="preserve">One of them stands inside a control holding text: </w:t>
+      </w:r>
+      <w:sdt>
+        <w:sdtPr>
+          <w:id w:val="418"/>
+        </w:sdtPr>
+        <w:sdtContent>
+          <w:r>
+            <w:t xml:space="preserve">the words the outer control wraps, </w:t>
+          </w:r>
+          <w:sdt>
+            <w:sdtPr>
+              <w:id w:val="419"/>
+            </w:sdtPr>
+            <w:sdtContent/>
+          </w:sdt>
+        </w:sdtContent>
+      </w:sdt>
+      <w:r>
+        <w:t xml:space="preserve">and the clause after it stands outside them both.</w:t>
+      </w:r>
+    </w:p>
     <w:p>
       <w:r>
         <w:t xml:space="preserve">Nothing here was saved by a word processor; every part is written on purpose.</w:t>

--- a/__fixtures__/content-controls.docx
+++ b/__fixtures__/content-controls.docx
@@ -476,6 +476,67 @@
         <w:t xml:space="preserve">and the clause after it stands outside them both.</w:t>
       </w:r>
     </w:p>
+    <w:p>
+      <w:r>
+        <w:t xml:space="preserve">A control may hold nothing but a highlighted run with no text in it, a blank left to fill in: </w:t>
+      </w:r>
+      <w:sdt>
+        <w:sdtPr>
+          <w:alias w:val="Signer"/>
+          <w:id w:val="420"/>
+        </w:sdtPr>
+        <w:sdtContent>
+          <w:r>
+            <w:rPr>
+              <w:highlight w:val="yellow"/>
+            </w:rPr>
+            <w:t xml:space="preserve"/>
+          </w:r>
+        </w:sdtContent>
+      </w:sdt>
+    </w:p>
+    <w:tbl>
+      <w:tblPr>
+        <w:tblW w:w="0" w:type="auto"/>
+        <w:tblBorders>
+          <w:top w:val="single" w:sz="4" w:space="0" w:color="auto"/>
+          <w:left w:val="single" w:sz="4" w:space="0" w:color="auto"/>
+          <w:bottom w:val="single" w:sz="4" w:space="0" w:color="auto"/>
+          <w:right w:val="single" w:sz="4" w:space="0" w:color="auto"/>
+          <w:insideH w:val="single" w:sz="4" w:space="0" w:color="auto"/>
+          <w:insideV w:val="single" w:sz="4" w:space="0" w:color="auto"/>
+        </w:tblBorders>
+      </w:tblPr>
+      <w:tblGrid>
+        <w:gridCol w:w="4513"/>
+        <w:gridCol w:w="4513"/>
+      </w:tblGrid>
+      <w:tr>
+        <w:tc>
+          <w:tcPr>
+            <w:tcW w:w="4513" w:type="dxa"/>
+          </w:tcPr>
+          <w:p>
+            <w:r>
+              <w:t xml:space="preserve">A cell holding the same blank</w:t>
+            </w:r>
+          </w:p>
+        </w:tc>
+        <w:tc>
+          <w:tcPr>
+            <w:tcW w:w="4513" w:type="dxa"/>
+          </w:tcPr>
+          <w:p>
+            <w:r>
+              <w:rPr>
+                <w:highlight w:val="yellow"/>
+              </w:rPr>
+              <w:t xml:space="preserve"/>
+            </w:r>
+          </w:p>
+        </w:tc>
+      </w:tr>
+    </w:tbl>
     <w:p>
       <w:r>
         <w:t xml:space="preserve">Nothing here was saved by a word processor; every part is written on purpose.</w:t>
